--- a/Relational schema.docx
+++ b/Relational schema.docx
@@ -4,29 +4,20 @@
   <w:body>
     <w:p>
       <w:pPr>
-        <w:spacing w:after="0"/>
-        <w:rPr>
-          <w:b/>
-          <w:bCs/>
-        </w:rPr>
-      </w:pPr>
-      <w:r>
-        <w:rPr>
-          <w:b/>
-          <w:bCs/>
-        </w:rPr>
+        <w:pStyle w:val="Heading1"/>
+        <w:spacing w:before="0" w:after="0"/>
+      </w:pPr>
+      <w:r>
         <w:t>Relational schema</w:t>
       </w:r>
-    </w:p>
-    <w:p>
-      <w:pPr>
-        <w:pStyle w:val="ListParagraph"/>
-        <w:numPr>
-          <w:ilvl w:val="0"/>
-          <w:numId w:val="1"/>
-        </w:numPr>
-        <w:spacing w:after="0"/>
-        <w:ind w:left="426"/>
+      <w:r>
+        <w:t xml:space="preserve"> 01</w:t>
+      </w:r>
+    </w:p>
+    <w:p>
+      <w:pPr>
+        <w:pStyle w:val="Heading2"/>
+        <w:spacing w:before="0" w:after="0"/>
       </w:pPr>
       <w:r>
         <w:t>Mapping entities</w:t>
@@ -68,270 +59,12 @@
     </w:p>
     <w:p>
       <w:pPr>
-        <w:spacing w:after="0"/>
-      </w:pPr>
-      <w:r>
-        <w:rPr>
-          <w:highlight w:val="black"/>
-        </w:rPr>
-        <w:t>package_tourism(</w:t>
-      </w:r>
-      <w:r>
-        <w:rPr>
-          <w:highlight w:val="black"/>
-          <w:u w:val="single"/>
-        </w:rPr>
-        <w:t>package</w:t>
-      </w:r>
-      <w:r>
-        <w:rPr>
-          <w:highlight w:val="black"/>
-        </w:rPr>
-        <w:t>, city, place_tourism1, place_tourims2, place_tourism3, place_tourism4, place_tourism5)</w:t>
-      </w:r>
-    </w:p>
-    <w:p>
-      <w:pPr>
-        <w:spacing w:after="0"/>
-      </w:pPr>
-    </w:p>
-    <w:p>
-      <w:pPr>
-        <w:pStyle w:val="ListParagraph"/>
-        <w:numPr>
-          <w:ilvl w:val="0"/>
-          <w:numId w:val="1"/>
-        </w:numPr>
-        <w:spacing w:after="0"/>
-        <w:ind w:left="426"/>
+        <w:pStyle w:val="Heading2"/>
+        <w:spacing w:before="0" w:after="0"/>
       </w:pPr>
       <w:r>
         <w:t>Mapping 1 to N relation</w:t>
       </w:r>
-    </w:p>
-    <w:p>
-      <w:pPr>
-        <w:spacing w:after="0"/>
-        <w:rPr>
-          <w:highlight w:val="black"/>
-        </w:rPr>
-      </w:pPr>
-      <w:r>
-        <w:rPr>
-          <w:highlight w:val="black"/>
-        </w:rPr>
-        <w:t>package_tourism(</w:t>
-      </w:r>
-      <w:r>
-        <w:rPr>
-          <w:highlight w:val="black"/>
-          <w:u w:val="single"/>
-        </w:rPr>
-        <w:t>package</w:t>
-      </w:r>
-      <w:r>
-        <w:rPr>
-          <w:highlight w:val="black"/>
-        </w:rPr>
-        <w:t>, city, place_tourism1, place_tourims2, place_tourism3, place_tourism4, place_tourism5</w:t>
-      </w:r>
-      <w:r>
-        <w:rPr>
-          <w:highlight w:val="black"/>
-        </w:rPr>
-        <w:t xml:space="preserve">, </w:t>
-      </w:r>
-      <w:r>
-        <w:rPr>
-          <w:highlight w:val="black"/>
-        </w:rPr>
-        <w:t>place_id1</w:t>
-      </w:r>
-      <w:r>
-        <w:rPr>
-          <w:highlight w:val="black"/>
-        </w:rPr>
-        <w:t xml:space="preserve">, </w:t>
-      </w:r>
-      <w:r>
-        <w:rPr>
-          <w:highlight w:val="black"/>
-        </w:rPr>
-        <w:t>place_id</w:t>
-      </w:r>
-      <w:r>
-        <w:rPr>
-          <w:highlight w:val="black"/>
-        </w:rPr>
-        <w:t xml:space="preserve">2, </w:t>
-      </w:r>
-      <w:r>
-        <w:rPr>
-          <w:highlight w:val="black"/>
-        </w:rPr>
-        <w:t>place_id</w:t>
-      </w:r>
-      <w:r>
-        <w:rPr>
-          <w:highlight w:val="black"/>
-        </w:rPr>
-        <w:t xml:space="preserve">3, </w:t>
-      </w:r>
-      <w:r>
-        <w:rPr>
-          <w:highlight w:val="black"/>
-        </w:rPr>
-        <w:t>place_id</w:t>
-      </w:r>
-      <w:r>
-        <w:rPr>
-          <w:highlight w:val="black"/>
-        </w:rPr>
-        <w:t xml:space="preserve">4, </w:t>
-      </w:r>
-      <w:r>
-        <w:rPr>
-          <w:highlight w:val="black"/>
-        </w:rPr>
-        <w:t>place_id</w:t>
-      </w:r>
-      <w:r>
-        <w:rPr>
-          <w:highlight w:val="black"/>
-        </w:rPr>
-        <w:t>5</w:t>
-      </w:r>
-      <w:r>
-        <w:rPr>
-          <w:highlight w:val="black"/>
-        </w:rPr>
-        <w:t>)</w:t>
-      </w:r>
-    </w:p>
-    <w:p>
-      <w:pPr>
-        <w:spacing w:after="0"/>
-        <w:rPr>
-          <w:highlight w:val="black"/>
-        </w:rPr>
-      </w:pPr>
-      <w:r>
-        <w:rPr>
-          <w:highlight w:val="black"/>
-        </w:rPr>
-        <w:tab/>
-        <w:t>FK place_id1 REF tourism_with_id(place_id)</w:t>
-      </w:r>
-    </w:p>
-    <w:p>
-      <w:pPr>
-        <w:spacing w:after="0"/>
-        <w:rPr>
-          <w:highlight w:val="black"/>
-        </w:rPr>
-      </w:pPr>
-      <w:r>
-        <w:rPr>
-          <w:highlight w:val="black"/>
-        </w:rPr>
-        <w:tab/>
-        <w:t>FK place_id</w:t>
-      </w:r>
-      <w:r>
-        <w:rPr>
-          <w:highlight w:val="black"/>
-        </w:rPr>
-        <w:t>2</w:t>
-      </w:r>
-      <w:r>
-        <w:rPr>
-          <w:highlight w:val="black"/>
-        </w:rPr>
-        <w:t xml:space="preserve"> REF tourism_with_id(place_id)</w:t>
-      </w:r>
-    </w:p>
-    <w:p>
-      <w:pPr>
-        <w:spacing w:after="0"/>
-        <w:rPr>
-          <w:highlight w:val="black"/>
-        </w:rPr>
-      </w:pPr>
-      <w:r>
-        <w:rPr>
-          <w:highlight w:val="black"/>
-        </w:rPr>
-        <w:tab/>
-        <w:t>FK place_id</w:t>
-      </w:r>
-      <w:r>
-        <w:rPr>
-          <w:highlight w:val="black"/>
-        </w:rPr>
-        <w:t>3</w:t>
-      </w:r>
-      <w:r>
-        <w:rPr>
-          <w:highlight w:val="black"/>
-        </w:rPr>
-        <w:t xml:space="preserve"> REF tourism_with_id(place_id)</w:t>
-      </w:r>
-    </w:p>
-    <w:p>
-      <w:pPr>
-        <w:spacing w:after="0"/>
-        <w:rPr>
-          <w:highlight w:val="black"/>
-        </w:rPr>
-      </w:pPr>
-      <w:r>
-        <w:rPr>
-          <w:highlight w:val="black"/>
-        </w:rPr>
-        <w:tab/>
-        <w:t>FK place_id</w:t>
-      </w:r>
-      <w:r>
-        <w:rPr>
-          <w:highlight w:val="black"/>
-        </w:rPr>
-        <w:t>4</w:t>
-      </w:r>
-      <w:r>
-        <w:rPr>
-          <w:highlight w:val="black"/>
-        </w:rPr>
-        <w:t xml:space="preserve"> REF tourism_with_id(place_id)</w:t>
-      </w:r>
-    </w:p>
-    <w:p>
-      <w:pPr>
-        <w:spacing w:after="0"/>
-      </w:pPr>
-      <w:r>
-        <w:rPr>
-          <w:highlight w:val="black"/>
-        </w:rPr>
-        <w:tab/>
-        <w:t>FK place_id</w:t>
-      </w:r>
-      <w:r>
-        <w:rPr>
-          <w:highlight w:val="black"/>
-        </w:rPr>
-        <w:t>5</w:t>
-      </w:r>
-      <w:r>
-        <w:rPr>
-          <w:highlight w:val="black"/>
-        </w:rPr>
-        <w:t xml:space="preserve"> REF tourism_with_id(place_id)</w:t>
-      </w:r>
-    </w:p>
-    <w:p>
-      <w:pPr>
-        <w:spacing w:after="0"/>
-      </w:pPr>
     </w:p>
     <w:p>
       <w:pPr>
@@ -356,19 +89,7 @@
       </w:pPr>
       <w:r>
         <w:tab/>
-        <w:t>FK place_</w:t>
-      </w:r>
-      <w:r>
-        <w:t>tourism</w:t>
-      </w:r>
-      <w:r>
-        <w:t>1 REF tourism_with_id(place_</w:t>
-      </w:r>
-      <w:r>
-        <w:t>name</w:t>
-      </w:r>
-      <w:r>
-        <w:t>)</w:t>
+        <w:t>FK place_tourism1 REF tourism_with_id(place_name)</w:t>
       </w:r>
     </w:p>
     <w:p>
@@ -377,13 +98,7 @@
       </w:pPr>
       <w:r>
         <w:tab/>
-        <w:t>FK place_tourism</w:t>
-      </w:r>
-      <w:r>
-        <w:t>2</w:t>
-      </w:r>
-      <w:r>
-        <w:t xml:space="preserve"> REF tourism_with_id(place_name)</w:t>
+        <w:t>FK place_tourism2 REF tourism_with_id(place_name)</w:t>
       </w:r>
     </w:p>
     <w:p>
@@ -392,13 +107,7 @@
       </w:pPr>
       <w:r>
         <w:tab/>
-        <w:t>FK place_tourism</w:t>
-      </w:r>
-      <w:r>
-        <w:t>3</w:t>
-      </w:r>
-      <w:r>
-        <w:t xml:space="preserve"> REF tourism_with_id(place_name)</w:t>
+        <w:t>FK place_tourism3 REF tourism_with_id(place_name)</w:t>
       </w:r>
     </w:p>
     <w:p>
@@ -407,13 +116,7 @@
       </w:pPr>
       <w:r>
         <w:tab/>
-        <w:t>FK place_tourism</w:t>
-      </w:r>
-      <w:r>
-        <w:t>4</w:t>
-      </w:r>
-      <w:r>
-        <w:t xml:space="preserve"> REF tourism_with_id(place_name)</w:t>
+        <w:t>FK place_tourism4 REF tourism_with_id(place_name)</w:t>
       </w:r>
     </w:p>
     <w:p>
@@ -422,29 +125,18 @@
       </w:pPr>
       <w:r>
         <w:tab/>
-        <w:t>FK place_tourism</w:t>
-      </w:r>
-      <w:r>
-        <w:t>5</w:t>
-      </w:r>
-      <w:r>
-        <w:t xml:space="preserve"> REF tourism_with_id(place_name)</w:t>
-      </w:r>
-    </w:p>
-    <w:p>
-      <w:pPr>
-        <w:spacing w:after="0"/>
-      </w:pPr>
-    </w:p>
-    <w:p>
-      <w:pPr>
-        <w:pStyle w:val="ListParagraph"/>
-        <w:numPr>
-          <w:ilvl w:val="0"/>
-          <w:numId w:val="1"/>
-        </w:numPr>
-        <w:spacing w:after="0"/>
-        <w:ind w:left="426"/>
+        <w:t>FK place_tourism5 REF tourism_with_id(place_name)</w:t>
+      </w:r>
+    </w:p>
+    <w:p>
+      <w:pPr>
+        <w:spacing w:after="0"/>
+      </w:pPr>
+    </w:p>
+    <w:p>
+      <w:pPr>
+        <w:pStyle w:val="Heading2"/>
+        <w:spacing w:before="0" w:after="0"/>
       </w:pPr>
       <w:r>
         <w:t>M to N becomes a separate relation</w:t>
@@ -501,13 +193,8 @@
     </w:p>
     <w:p>
       <w:pPr>
-        <w:pStyle w:val="ListParagraph"/>
-        <w:numPr>
-          <w:ilvl w:val="0"/>
-          <w:numId w:val="1"/>
-        </w:numPr>
-        <w:spacing w:after="0"/>
-        <w:ind w:left="426"/>
+        <w:pStyle w:val="Heading2"/>
+        <w:spacing w:before="0" w:after="0"/>
       </w:pPr>
       <w:r>
         <w:t>1 to 1 becomes can be combined</w:t>
@@ -531,13 +218,8 @@
     </w:p>
     <w:p>
       <w:pPr>
-        <w:pStyle w:val="ListParagraph"/>
-        <w:numPr>
-          <w:ilvl w:val="0"/>
-          <w:numId w:val="1"/>
-        </w:numPr>
-        <w:spacing w:after="0"/>
-        <w:ind w:left="426"/>
+        <w:pStyle w:val="Heading2"/>
+        <w:spacing w:before="0" w:after="0"/>
       </w:pPr>
       <w:r>
         <w:t>Weak entity becomes a relation</w:t>
@@ -564,13 +246,8 @@
     </w:p>
     <w:p>
       <w:pPr>
-        <w:pStyle w:val="ListParagraph"/>
-        <w:numPr>
-          <w:ilvl w:val="0"/>
-          <w:numId w:val="1"/>
-        </w:numPr>
-        <w:spacing w:after="0"/>
-        <w:ind w:left="426"/>
+        <w:pStyle w:val="Heading2"/>
+        <w:spacing w:before="0" w:after="0"/>
       </w:pPr>
       <w:r>
         <w:t>Ternary relationship type becomes a separate relation</w:t>
@@ -586,6 +263,280 @@
       <w:r>
         <w:t>. There is no ternary relationship in this dataset.</w:t>
       </w:r>
+    </w:p>
+    <w:p>
+      <w:pPr>
+        <w:spacing w:after="0"/>
+      </w:pPr>
+    </w:p>
+    <w:p>
+      <w:pPr>
+        <w:pStyle w:val="Heading1"/>
+        <w:spacing w:before="0" w:after="0"/>
+      </w:pPr>
+      <w:r>
+        <w:t>Relational schema 02</w:t>
+      </w:r>
+    </w:p>
+    <w:p>
+      <w:pPr>
+        <w:pStyle w:val="Heading2"/>
+        <w:spacing w:before="0" w:after="0"/>
+      </w:pPr>
+      <w:r>
+        <w:t>Mapping entities</w:t>
+      </w:r>
+    </w:p>
+    <w:p>
+      <w:pPr>
+        <w:spacing w:after="0"/>
+      </w:pPr>
+      <w:r>
+        <w:t>user(</w:t>
+      </w:r>
+      <w:r>
+        <w:rPr>
+          <w:u w:val="single"/>
+        </w:rPr>
+        <w:t>user_id</w:t>
+      </w:r>
+      <w:r>
+        <w:t>, fk_city_id, age)</w:t>
+      </w:r>
+    </w:p>
+    <w:p>
+      <w:pPr>
+        <w:spacing w:after="0"/>
+      </w:pPr>
+      <w:r>
+        <w:tab/>
+        <w:t>FK fk_city_id REF location(city_id)</w:t>
+      </w:r>
+    </w:p>
+    <w:p>
+      <w:pPr>
+        <w:spacing w:after="0"/>
+      </w:pPr>
+      <w:r>
+        <w:t>location(</w:t>
+      </w:r>
+      <w:r>
+        <w:rPr>
+          <w:u w:val="single"/>
+        </w:rPr>
+        <w:t>city_id</w:t>
+      </w:r>
+      <w:r>
+        <w:t>, city_name, province)</w:t>
+      </w:r>
+    </w:p>
+    <w:p>
+      <w:pPr>
+        <w:spacing w:after="0"/>
+      </w:pPr>
+      <w:r>
+        <w:t>tour_category(</w:t>
+      </w:r>
+      <w:r>
+        <w:rPr>
+          <w:u w:val="single"/>
+        </w:rPr>
+        <w:t>category_id</w:t>
+      </w:r>
+      <w:r>
+        <w:t>, category_name)</w:t>
+      </w:r>
+    </w:p>
+    <w:p>
+      <w:pPr>
+        <w:spacing w:after="0"/>
+      </w:pPr>
+      <w:r>
+        <w:t>tourism(</w:t>
+      </w:r>
+      <w:r>
+        <w:rPr>
+          <w:u w:val="single"/>
+        </w:rPr>
+        <w:t>place_id</w:t>
+      </w:r>
+      <w:r>
+        <w:t xml:space="preserve">, place_name, description, fk_city_id, fk_category_id, avg_rating, </w:t>
+      </w:r>
+      <w:r>
+        <w:t xml:space="preserve">price, </w:t>
+      </w:r>
+      <w:r>
+        <w:t>time_minute, latitude,longitude)</w:t>
+      </w:r>
+    </w:p>
+    <w:p>
+      <w:pPr>
+        <w:spacing w:after="0"/>
+      </w:pPr>
+      <w:r>
+        <w:lastRenderedPageBreak/>
+        <w:tab/>
+        <w:t>FK fk_city_id REF location(city_id)</w:t>
+      </w:r>
+    </w:p>
+    <w:p>
+      <w:pPr>
+        <w:spacing w:after="0"/>
+      </w:pPr>
+      <w:r>
+        <w:tab/>
+        <w:t>FK fk_category_id REF tour_category(category_id)</w:t>
+      </w:r>
+    </w:p>
+    <w:p>
+      <w:pPr>
+        <w:pStyle w:val="Heading2"/>
+      </w:pPr>
+      <w:r>
+        <w:t>Mapping 1:N relation</w:t>
+      </w:r>
+    </w:p>
+    <w:p>
+      <w:pPr>
+        <w:spacing w:after="0"/>
+      </w:pPr>
+      <w:r>
+        <w:t>tour_package(</w:t>
+      </w:r>
+      <w:r>
+        <w:rPr>
+          <w:u w:val="single"/>
+        </w:rPr>
+        <w:t>package_id</w:t>
+      </w:r>
+      <w:r>
+        <w:t>, fk_place_id, sum_price, avg_rating)</w:t>
+      </w:r>
+    </w:p>
+    <w:p>
+      <w:pPr>
+        <w:spacing w:after="0"/>
+      </w:pPr>
+      <w:r>
+        <w:tab/>
+        <w:t>FK fk_place_id REF tourism(place_id)</w:t>
+      </w:r>
+    </w:p>
+    <w:p>
+      <w:pPr>
+        <w:pStyle w:val="Heading2"/>
+      </w:pPr>
+      <w:r>
+        <w:t>M:N becomes a separate relation</w:t>
+      </w:r>
+    </w:p>
+    <w:p>
+      <w:pPr>
+        <w:spacing w:after="0"/>
+      </w:pPr>
+      <w:r>
+        <w:t>tour_rating(</w:t>
+      </w:r>
+      <w:r>
+        <w:rPr>
+          <w:u w:val="single"/>
+        </w:rPr>
+        <w:t>user_id</w:t>
+      </w:r>
+      <w:r>
+        <w:t xml:space="preserve">, </w:t>
+      </w:r>
+      <w:r>
+        <w:rPr>
+          <w:u w:val="single"/>
+        </w:rPr>
+        <w:t>place_id</w:t>
+      </w:r>
+      <w:r>
+        <w:t>, rating)</w:t>
+      </w:r>
+    </w:p>
+    <w:p>
+      <w:pPr>
+        <w:spacing w:after="0"/>
+      </w:pPr>
+      <w:r>
+        <w:tab/>
+        <w:t>FK user_id REF user(user_id)</w:t>
+      </w:r>
+    </w:p>
+    <w:p>
+      <w:pPr>
+        <w:spacing w:after="0"/>
+      </w:pPr>
+      <w:r>
+        <w:tab/>
+        <w:t>FK place_id REF tourism(place_id)</w:t>
+      </w:r>
+    </w:p>
+    <w:p>
+      <w:pPr>
+        <w:pStyle w:val="Heading2"/>
+      </w:pPr>
+      <w:r>
+        <w:t>Mapping 1:1 relation</w:t>
+      </w:r>
+    </w:p>
+    <w:p>
+      <w:pPr>
+        <w:spacing w:after="0"/>
+      </w:pPr>
+      <w:r>
+        <w:t>DOES NOT EXIST</w:t>
+      </w:r>
+    </w:p>
+    <w:p>
+      <w:pPr>
+        <w:pStyle w:val="Heading2"/>
+      </w:pPr>
+      <w:r>
+        <w:t>Mapping weak relationship</w:t>
+      </w:r>
+    </w:p>
+    <w:p>
+      <w:pPr>
+        <w:spacing w:after="0"/>
+      </w:pPr>
+      <w:r>
+        <w:t>DOES NOT EXIST</w:t>
+      </w:r>
+    </w:p>
+    <w:p>
+      <w:pPr>
+        <w:pStyle w:val="Heading2"/>
+      </w:pPr>
+      <w:r>
+        <w:t>Mapping ternary relationship</w:t>
+      </w:r>
+    </w:p>
+    <w:p>
+      <w:pPr>
+        <w:spacing w:after="0"/>
+      </w:pPr>
+      <w:r>
+        <w:t>DOES NOT EXIST</w:t>
+      </w:r>
+    </w:p>
+    <w:p>
+      <w:pPr>
+        <w:spacing w:after="0"/>
+      </w:pPr>
+    </w:p>
+    <w:p>
+      <w:pPr>
+        <w:spacing w:after="0"/>
+      </w:pPr>
+    </w:p>
+    <w:p>
+      <w:pPr>
+        <w:spacing w:after="0"/>
+      </w:pPr>
     </w:p>
     <w:sectPr>
       <w:pgSz w:w="11906" w:h="16838"/>
@@ -1122,7 +1073,6 @@
     <w:next w:val="Normal"/>
     <w:link w:val="Heading2Char"/>
     <w:uiPriority w:val="9"/>
-    <w:semiHidden/>
     <w:unhideWhenUsed/>
     <w:qFormat/>
     <w:rsid w:val="00913AA2"/>
@@ -1339,7 +1289,6 @@
     <w:basedOn w:val="DefaultParagraphFont"/>
     <w:link w:val="Heading2"/>
     <w:uiPriority w:val="9"/>
-    <w:semiHidden/>
     <w:rsid w:val="00913AA2"/>
     <w:rPr>
       <w:rFonts w:asciiTheme="majorHAnsi" w:eastAsiaTheme="majorEastAsia" w:hAnsiTheme="majorHAnsi" w:cstheme="majorBidi"/>
@@ -1907,4 +1856,16 @@
     </a:ext>
   </a:extLst>
 </a:theme>
+</file>
+
+<file path=customXml/item1.xml><?xml version="1.0" encoding="utf-8"?>
+<b:Sources xmlns:b="http://schemas.openxmlformats.org/officeDocument/2006/bibliography" xmlns="http://schemas.openxmlformats.org/officeDocument/2006/bibliography" SelectedStyle="\APASixthEditionOfficeOnline.xsl" StyleName="APA" Version="6"/>
+</file>
+
+<file path=customXml/itemProps1.xml><?xml version="1.0" encoding="utf-8"?>
+<ds:datastoreItem xmlns:ds="http://schemas.openxmlformats.org/officeDocument/2006/customXml" ds:itemID="{6C3E7027-200E-4D9C-97B9-9093D3294C6A}">
+  <ds:schemaRefs>
+    <ds:schemaRef ds:uri="http://schemas.openxmlformats.org/officeDocument/2006/bibliography"/>
+  </ds:schemaRefs>
+</ds:datastoreItem>
 </file>
--- a/Relational schema.docx
+++ b/Relational schema.docx
@@ -1,6 +1,6 @@
 
 <file path=word/document.xml><?xml version="1.0" encoding="utf-8"?>
-<w:document xmlns:wpc="http://schemas.microsoft.com/office/word/2010/wordprocessingCanvas" xmlns:cx="http://schemas.microsoft.com/office/drawing/2014/chartex" xmlns:cx1="http://schemas.microsoft.com/office/drawing/2015/9/8/chartex" xmlns:cx2="http://schemas.microsoft.com/office/drawing/2015/10/21/chartex" xmlns:cx3="http://schemas.microsoft.com/office/drawing/2016/5/9/chartex" xmlns:cx4="http://schemas.microsoft.com/office/drawing/2016/5/10/chartex" xmlns:cx5="http://schemas.microsoft.com/office/drawing/2016/5/11/chartex" xmlns:cx6="http://schemas.microsoft.com/office/drawing/2016/5/12/chartex" xmlns:cx7="http://schemas.microsoft.com/office/drawing/2016/5/13/chartex" xmlns:cx8="http://schemas.microsoft.com/office/drawing/2016/5/14/chartex" xmlns:mc="http://schemas.openxmlformats.org/markup-compatibility/2006" xmlns:aink="http://schemas.microsoft.com/office/drawing/2016/ink" xmlns:am3d="http://schemas.microsoft.com/office/drawing/2017/model3d" xmlns:o="urn:schemas-microsoft-com:office:office" xmlns:oel="http://schemas.microsoft.com/office/2019/extlst" xmlns:r="http://schemas.openxmlformats.org/officeDocument/2006/relationships" xmlns:m="http://schemas.openxmlformats.org/officeDocument/2006/math" xmlns:v="urn:schemas-microsoft-com:vml" xmlns:wp14="http://schemas.microsoft.com/office/word/2010/wordprocessingDrawing" xmlns:wp="http://schemas.openxmlformats.org/drawingml/2006/wordprocessingDrawing" xmlns:w10="urn:schemas-microsoft-com:office:word" xmlns:w="http://schemas.openxmlformats.org/wordprocessingml/2006/main" xmlns:w14="http://schemas.microsoft.com/office/word/2010/wordml" xmlns:w15="http://schemas.microsoft.com/office/word/2012/wordml" xmlns:w16cex="http://schemas.microsoft.com/office/word/2018/wordml/cex" xmlns:w16cid="http://schemas.microsoft.com/office/word/2016/wordml/cid" xmlns:w16="http://schemas.microsoft.com/office/word/2018/wordml" xmlns:w16sdtdh="http://schemas.microsoft.com/office/word/2020/wordml/sdtdatahash" xmlns:w16se="http://schemas.microsoft.com/office/word/2015/wordml/symex" xmlns:wpg="http://schemas.microsoft.com/office/word/2010/wordprocessingGroup" xmlns:wpi="http://schemas.microsoft.com/office/word/2010/wordprocessingInk" xmlns:wne="http://schemas.microsoft.com/office/word/2006/wordml" xmlns:wps="http://schemas.microsoft.com/office/word/2010/wordprocessingShape" mc:Ignorable="w14 w15 w16se w16cid w16 w16cex w16sdtdh wp14">
+<w:document xmlns:wpc="http://schemas.microsoft.com/office/word/2010/wordprocessingCanvas" xmlns:cx="http://schemas.microsoft.com/office/drawing/2014/chartex" xmlns:cx1="http://schemas.microsoft.com/office/drawing/2015/9/8/chartex" xmlns:cx2="http://schemas.microsoft.com/office/drawing/2015/10/21/chartex" xmlns:cx3="http://schemas.microsoft.com/office/drawing/2016/5/9/chartex" xmlns:cx4="http://schemas.microsoft.com/office/drawing/2016/5/10/chartex" xmlns:cx5="http://schemas.microsoft.com/office/drawing/2016/5/11/chartex" xmlns:cx6="http://schemas.microsoft.com/office/drawing/2016/5/12/chartex" xmlns:cx7="http://schemas.microsoft.com/office/drawing/2016/5/13/chartex" xmlns:cx8="http://schemas.microsoft.com/office/drawing/2016/5/14/chartex" xmlns:mc="http://schemas.openxmlformats.org/markup-compatibility/2006" xmlns:aink="http://schemas.microsoft.com/office/drawing/2016/ink" xmlns:am3d="http://schemas.microsoft.com/office/drawing/2017/model3d" xmlns:o="urn:schemas-microsoft-com:office:office" xmlns:oel="http://schemas.microsoft.com/office/2019/extlst" xmlns:r="http://schemas.openxmlformats.org/officeDocument/2006/relationships" xmlns:m="http://schemas.openxmlformats.org/officeDocument/2006/math" xmlns:v="urn:schemas-microsoft-com:vml" xmlns:wp14="http://schemas.microsoft.com/office/word/2010/wordprocessingDrawing" xmlns:wp="http://schemas.openxmlformats.org/drawingml/2006/wordprocessingDrawing" xmlns:w10="urn:schemas-microsoft-com:office:word" xmlns:w="http://schemas.openxmlformats.org/wordprocessingml/2006/main" xmlns:w14="http://schemas.microsoft.com/office/word/2010/wordml" xmlns:w15="http://schemas.microsoft.com/office/word/2012/wordml" xmlns:w16cex="http://schemas.microsoft.com/office/word/2018/wordml/cex" xmlns:w16cid="http://schemas.microsoft.com/office/word/2016/wordml/cid" xmlns:w16="http://schemas.microsoft.com/office/word/2018/wordml" xmlns:w16du="http://schemas.microsoft.com/office/word/2023/wordml/word16du" xmlns:w16sdtdh="http://schemas.microsoft.com/office/word/2020/wordml/sdtdatahash" xmlns:w16se="http://schemas.microsoft.com/office/word/2015/wordml/symex" xmlns:wpg="http://schemas.microsoft.com/office/word/2010/wordprocessingGroup" xmlns:wpi="http://schemas.microsoft.com/office/word/2010/wordprocessingInk" xmlns:wne="http://schemas.microsoft.com/office/word/2006/wordml" xmlns:wps="http://schemas.microsoft.com/office/word/2010/wordprocessingShape" mc:Ignorable="w14 w15 w16se w16cid w16 w16cex w16sdtdh w16du wp14">
   <w:body>
     <w:p>
       <w:pPr>
@@ -265,9 +265,9 @@
       </w:r>
     </w:p>
     <w:p>
-      <w:pPr>
-        <w:spacing w:after="0"/>
-      </w:pPr>
+      <w:r>
+        <w:br w:type="page"/>
+      </w:r>
     </w:p>
     <w:p>
       <w:pPr>
@@ -275,6 +275,7 @@
         <w:spacing w:before="0" w:after="0"/>
       </w:pPr>
       <w:r>
+        <w:lastRenderedPageBreak/>
         <w:t>Relational schema 02</w:t>
       </w:r>
     </w:p>
@@ -375,7 +376,6 @@
         <w:spacing w:after="0"/>
       </w:pPr>
       <w:r>
-        <w:lastRenderedPageBreak/>
         <w:tab/>
         <w:t>FK fk_city_id REF location(city_id)</w:t>
       </w:r>
@@ -549,7 +549,7 @@
 </file>
 
 <file path=word/numbering.xml><?xml version="1.0" encoding="utf-8"?>
-<w:numbering xmlns:wpc="http://schemas.microsoft.com/office/word/2010/wordprocessingCanvas" xmlns:cx="http://schemas.microsoft.com/office/drawing/2014/chartex" xmlns:cx1="http://schemas.microsoft.com/office/drawing/2015/9/8/chartex" xmlns:cx2="http://schemas.microsoft.com/office/drawing/2015/10/21/chartex" xmlns:cx3="http://schemas.microsoft.com/office/drawing/2016/5/9/chartex" xmlns:cx4="http://schemas.microsoft.com/office/drawing/2016/5/10/chartex" xmlns:cx5="http://schemas.microsoft.com/office/drawing/2016/5/11/chartex" xmlns:cx6="http://schemas.microsoft.com/office/drawing/2016/5/12/chartex" xmlns:cx7="http://schemas.microsoft.com/office/drawing/2016/5/13/chartex" xmlns:cx8="http://schemas.microsoft.com/office/drawing/2016/5/14/chartex" xmlns:mc="http://schemas.openxmlformats.org/markup-compatibility/2006" xmlns:aink="http://schemas.microsoft.com/office/drawing/2016/ink" xmlns:am3d="http://schemas.microsoft.com/office/drawing/2017/model3d" xmlns:o="urn:schemas-microsoft-com:office:office" xmlns:oel="http://schemas.microsoft.com/office/2019/extlst" xmlns:r="http://schemas.openxmlformats.org/officeDocument/2006/relationships" xmlns:m="http://schemas.openxmlformats.org/officeDocument/2006/math" xmlns:v="urn:schemas-microsoft-com:vml" xmlns:wp14="http://schemas.microsoft.com/office/word/2010/wordprocessingDrawing" xmlns:wp="http://schemas.openxmlformats.org/drawingml/2006/wordprocessingDrawing" xmlns:w10="urn:schemas-microsoft-com:office:word" xmlns:w="http://schemas.openxmlformats.org/wordprocessingml/2006/main" xmlns:w14="http://schemas.microsoft.com/office/word/2010/wordml" xmlns:w15="http://schemas.microsoft.com/office/word/2012/wordml" xmlns:w16cex="http://schemas.microsoft.com/office/word/2018/wordml/cex" xmlns:w16cid="http://schemas.microsoft.com/office/word/2016/wordml/cid" xmlns:w16="http://schemas.microsoft.com/office/word/2018/wordml" xmlns:w16sdtdh="http://schemas.microsoft.com/office/word/2020/wordml/sdtdatahash" xmlns:w16se="http://schemas.microsoft.com/office/word/2015/wordml/symex" xmlns:wpg="http://schemas.microsoft.com/office/word/2010/wordprocessingGroup" xmlns:wpi="http://schemas.microsoft.com/office/word/2010/wordprocessingInk" xmlns:wne="http://schemas.microsoft.com/office/word/2006/wordml" xmlns:wps="http://schemas.microsoft.com/office/word/2010/wordprocessingShape" mc:Ignorable="w14 w15 w16se w16cid w16 w16cex w16sdtdh wp14">
+<w:numbering xmlns:wpc="http://schemas.microsoft.com/office/word/2010/wordprocessingCanvas" xmlns:cx="http://schemas.microsoft.com/office/drawing/2014/chartex" xmlns:cx1="http://schemas.microsoft.com/office/drawing/2015/9/8/chartex" xmlns:cx2="http://schemas.microsoft.com/office/drawing/2015/10/21/chartex" xmlns:cx3="http://schemas.microsoft.com/office/drawing/2016/5/9/chartex" xmlns:cx4="http://schemas.microsoft.com/office/drawing/2016/5/10/chartex" xmlns:cx5="http://schemas.microsoft.com/office/drawing/2016/5/11/chartex" xmlns:cx6="http://schemas.microsoft.com/office/drawing/2016/5/12/chartex" xmlns:cx7="http://schemas.microsoft.com/office/drawing/2016/5/13/chartex" xmlns:cx8="http://schemas.microsoft.com/office/drawing/2016/5/14/chartex" xmlns:mc="http://schemas.openxmlformats.org/markup-compatibility/2006" xmlns:aink="http://schemas.microsoft.com/office/drawing/2016/ink" xmlns:am3d="http://schemas.microsoft.com/office/drawing/2017/model3d" xmlns:o="urn:schemas-microsoft-com:office:office" xmlns:oel="http://schemas.microsoft.com/office/2019/extlst" xmlns:r="http://schemas.openxmlformats.org/officeDocument/2006/relationships" xmlns:m="http://schemas.openxmlformats.org/officeDocument/2006/math" xmlns:v="urn:schemas-microsoft-com:vml" xmlns:wp14="http://schemas.microsoft.com/office/word/2010/wordprocessingDrawing" xmlns:wp="http://schemas.openxmlformats.org/drawingml/2006/wordprocessingDrawing" xmlns:w10="urn:schemas-microsoft-com:office:word" xmlns:w="http://schemas.openxmlformats.org/wordprocessingml/2006/main" xmlns:w14="http://schemas.microsoft.com/office/word/2010/wordml" xmlns:w15="http://schemas.microsoft.com/office/word/2012/wordml" xmlns:w16cex="http://schemas.microsoft.com/office/word/2018/wordml/cex" xmlns:w16cid="http://schemas.microsoft.com/office/word/2016/wordml/cid" xmlns:w16="http://schemas.microsoft.com/office/word/2018/wordml" xmlns:w16du="http://schemas.microsoft.com/office/word/2023/wordml/word16du" xmlns:w16sdtdh="http://schemas.microsoft.com/office/word/2020/wordml/sdtdatahash" xmlns:w16se="http://schemas.microsoft.com/office/word/2015/wordml/symex" xmlns:wpg="http://schemas.microsoft.com/office/word/2010/wordprocessingGroup" xmlns:wpi="http://schemas.microsoft.com/office/word/2010/wordprocessingInk" xmlns:wne="http://schemas.microsoft.com/office/word/2006/wordml" xmlns:wps="http://schemas.microsoft.com/office/word/2010/wordprocessingShape" mc:Ignorable="w14 w15 w16se w16cid w16 w16cex w16sdtdh w16du wp14">
   <w:abstractNum w:abstractNumId="0" w15:restartNumberingAfterBreak="0">
     <w:nsid w:val="4ED92F30"/>
     <w:multiLevelType w:val="hybridMultilevel"/>
@@ -646,7 +646,7 @@
 </file>
 
 <file path=word/styles.xml><?xml version="1.0" encoding="utf-8"?>
-<w:styles xmlns:mc="http://schemas.openxmlformats.org/markup-compatibility/2006" xmlns:r="http://schemas.openxmlformats.org/officeDocument/2006/relationships" xmlns:w="http://schemas.openxmlformats.org/wordprocessingml/2006/main" xmlns:w14="http://schemas.microsoft.com/office/word/2010/wordml" xmlns:w15="http://schemas.microsoft.com/office/word/2012/wordml" xmlns:w16cex="http://schemas.microsoft.com/office/word/2018/wordml/cex" xmlns:w16cid="http://schemas.microsoft.com/office/word/2016/wordml/cid" xmlns:w16="http://schemas.microsoft.com/office/word/2018/wordml" xmlns:w16sdtdh="http://schemas.microsoft.com/office/word/2020/wordml/sdtdatahash" xmlns:w16se="http://schemas.microsoft.com/office/word/2015/wordml/symex" mc:Ignorable="w14 w15 w16se w16cid w16 w16cex w16sdtdh">
+<w:styles xmlns:mc="http://schemas.openxmlformats.org/markup-compatibility/2006" xmlns:r="http://schemas.openxmlformats.org/officeDocument/2006/relationships" xmlns:w="http://schemas.openxmlformats.org/wordprocessingml/2006/main" xmlns:w14="http://schemas.microsoft.com/office/word/2010/wordml" xmlns:w15="http://schemas.microsoft.com/office/word/2012/wordml" xmlns:w16cex="http://schemas.microsoft.com/office/word/2018/wordml/cex" xmlns:w16cid="http://schemas.microsoft.com/office/word/2016/wordml/cid" xmlns:w16="http://schemas.microsoft.com/office/word/2018/wordml" xmlns:w16du="http://schemas.microsoft.com/office/word/2023/wordml/word16du" xmlns:w16sdtdh="http://schemas.microsoft.com/office/word/2020/wordml/sdtdatahash" xmlns:w16se="http://schemas.microsoft.com/office/word/2015/wordml/symex" mc:Ignorable="w14 w15 w16se w16cid w16 w16cex w16sdtdh w16du">
   <w:docDefaults>
     <w:rPrDefault>
       <w:rPr>

--- a/Relational schema.docx
+++ b/Relational schema.docx
@@ -27,15 +27,19 @@
       <w:pPr>
         <w:spacing w:after="0"/>
       </w:pPr>
+      <w:proofErr w:type="gramStart"/>
       <w:r>
         <w:t>user(</w:t>
       </w:r>
+      <w:proofErr w:type="spellStart"/>
+      <w:proofErr w:type="gramEnd"/>
       <w:r>
         <w:rPr>
           <w:u w:val="single"/>
         </w:rPr>
         <w:t>user_id</w:t>
       </w:r>
+      <w:proofErr w:type="spellEnd"/>
       <w:r>
         <w:t>, location, age)</w:t>
       </w:r>
@@ -44,17 +48,53 @@
       <w:pPr>
         <w:spacing w:after="0"/>
       </w:pPr>
-      <w:r>
-        <w:t>tourism_with_id(</w:t>
-      </w:r>
+      <w:proofErr w:type="spellStart"/>
+      <w:r>
+        <w:t>tourism_with_</w:t>
+      </w:r>
+      <w:proofErr w:type="gramStart"/>
+      <w:r>
+        <w:t>id</w:t>
+      </w:r>
+      <w:proofErr w:type="spellEnd"/>
+      <w:r>
+        <w:t>(</w:t>
+      </w:r>
+      <w:proofErr w:type="spellStart"/>
+      <w:proofErr w:type="gramEnd"/>
       <w:r>
         <w:rPr>
           <w:u w:val="single"/>
         </w:rPr>
         <w:t>place_id</w:t>
       </w:r>
-      <w:r>
-        <w:t>, place_name, description, category, city, price, rating, time_minutes, lat, long)</w:t>
+      <w:proofErr w:type="spellEnd"/>
+      <w:r>
+        <w:t xml:space="preserve">, </w:t>
+      </w:r>
+      <w:proofErr w:type="spellStart"/>
+      <w:r>
+        <w:t>place_name</w:t>
+      </w:r>
+      <w:proofErr w:type="spellEnd"/>
+      <w:r>
+        <w:t xml:space="preserve">, description, category, city, price, rating, </w:t>
+      </w:r>
+      <w:proofErr w:type="spellStart"/>
+      <w:r>
+        <w:t>time_minutes</w:t>
+      </w:r>
+      <w:proofErr w:type="spellEnd"/>
+      <w:r>
+        <w:t xml:space="preserve">, </w:t>
+      </w:r>
+      <w:proofErr w:type="spellStart"/>
+      <w:r>
+        <w:t>lat</w:t>
+      </w:r>
+      <w:proofErr w:type="spellEnd"/>
+      <w:r>
+        <w:t>, long)</w:t>
       </w:r>
     </w:p>
     <w:p>
@@ -70,9 +110,19 @@
       <w:pPr>
         <w:spacing w:after="0"/>
       </w:pPr>
-      <w:r>
-        <w:t>package_tourism(</w:t>
-      </w:r>
+      <w:proofErr w:type="spellStart"/>
+      <w:r>
+        <w:t>package_</w:t>
+      </w:r>
+      <w:proofErr w:type="gramStart"/>
+      <w:r>
+        <w:t>tourism</w:t>
+      </w:r>
+      <w:proofErr w:type="spellEnd"/>
+      <w:r>
+        <w:t>(</w:t>
+      </w:r>
+      <w:proofErr w:type="gramEnd"/>
       <w:r>
         <w:rPr>
           <w:u w:val="single"/>
@@ -89,7 +139,23 @@
       </w:pPr>
       <w:r>
         <w:tab/>
-        <w:t>FK place_tourism1 REF tourism_with_id(place_name)</w:t>
+        <w:t xml:space="preserve">FK place_tourism1 REF </w:t>
+      </w:r>
+      <w:proofErr w:type="spellStart"/>
+      <w:r>
+        <w:t>tourism_with_id</w:t>
+      </w:r>
+      <w:proofErr w:type="spellEnd"/>
+      <w:r>
+        <w:t>(</w:t>
+      </w:r>
+      <w:proofErr w:type="spellStart"/>
+      <w:r>
+        <w:t>place_name</w:t>
+      </w:r>
+      <w:proofErr w:type="spellEnd"/>
+      <w:r>
+        <w:t>)</w:t>
       </w:r>
     </w:p>
     <w:p>
@@ -98,7 +164,23 @@
       </w:pPr>
       <w:r>
         <w:tab/>
-        <w:t>FK place_tourism2 REF tourism_with_id(place_name)</w:t>
+        <w:t xml:space="preserve">FK place_tourism2 REF </w:t>
+      </w:r>
+      <w:proofErr w:type="spellStart"/>
+      <w:r>
+        <w:t>tourism_with_id</w:t>
+      </w:r>
+      <w:proofErr w:type="spellEnd"/>
+      <w:r>
+        <w:t>(</w:t>
+      </w:r>
+      <w:proofErr w:type="spellStart"/>
+      <w:r>
+        <w:t>place_name</w:t>
+      </w:r>
+      <w:proofErr w:type="spellEnd"/>
+      <w:r>
+        <w:t>)</w:t>
       </w:r>
     </w:p>
     <w:p>
@@ -107,7 +189,23 @@
       </w:pPr>
       <w:r>
         <w:tab/>
-        <w:t>FK place_tourism3 REF tourism_with_id(place_name)</w:t>
+        <w:t xml:space="preserve">FK place_tourism3 REF </w:t>
+      </w:r>
+      <w:proofErr w:type="spellStart"/>
+      <w:r>
+        <w:t>tourism_with_id</w:t>
+      </w:r>
+      <w:proofErr w:type="spellEnd"/>
+      <w:r>
+        <w:t>(</w:t>
+      </w:r>
+      <w:proofErr w:type="spellStart"/>
+      <w:r>
+        <w:t>place_name</w:t>
+      </w:r>
+      <w:proofErr w:type="spellEnd"/>
+      <w:r>
+        <w:t>)</w:t>
       </w:r>
     </w:p>
     <w:p>
@@ -116,7 +214,23 @@
       </w:pPr>
       <w:r>
         <w:tab/>
-        <w:t>FK place_tourism4 REF tourism_with_id(place_name)</w:t>
+        <w:t xml:space="preserve">FK place_tourism4 REF </w:t>
+      </w:r>
+      <w:proofErr w:type="spellStart"/>
+      <w:r>
+        <w:t>tourism_with_id</w:t>
+      </w:r>
+      <w:proofErr w:type="spellEnd"/>
+      <w:r>
+        <w:t>(</w:t>
+      </w:r>
+      <w:proofErr w:type="spellStart"/>
+      <w:r>
+        <w:t>place_name</w:t>
+      </w:r>
+      <w:proofErr w:type="spellEnd"/>
+      <w:r>
+        <w:t>)</w:t>
       </w:r>
     </w:p>
     <w:p>
@@ -125,7 +239,23 @@
       </w:pPr>
       <w:r>
         <w:tab/>
-        <w:t>FK place_tourism5 REF tourism_with_id(place_name)</w:t>
+        <w:t xml:space="preserve">FK place_tourism5 REF </w:t>
+      </w:r>
+      <w:proofErr w:type="spellStart"/>
+      <w:r>
+        <w:t>tourism_with_id</w:t>
+      </w:r>
+      <w:proofErr w:type="spellEnd"/>
+      <w:r>
+        <w:t>(</w:t>
+      </w:r>
+      <w:proofErr w:type="spellStart"/>
+      <w:r>
+        <w:t>place_name</w:t>
+      </w:r>
+      <w:proofErr w:type="spellEnd"/>
+      <w:r>
+        <w:t>)</w:t>
       </w:r>
     </w:p>
     <w:p>
@@ -146,26 +276,48 @@
       <w:pPr>
         <w:spacing w:after="0"/>
       </w:pPr>
-      <w:r>
-        <w:t>Tourism_rating(</w:t>
-      </w:r>
+      <w:proofErr w:type="spellStart"/>
+      <w:r>
+        <w:t>Tourism_</w:t>
+      </w:r>
+      <w:proofErr w:type="gramStart"/>
+      <w:r>
+        <w:t>rating</w:t>
+      </w:r>
+      <w:proofErr w:type="spellEnd"/>
+      <w:r>
+        <w:t>(</w:t>
+      </w:r>
+      <w:proofErr w:type="spellStart"/>
+      <w:proofErr w:type="gramEnd"/>
       <w:r>
         <w:rPr>
           <w:u w:val="single"/>
         </w:rPr>
         <w:t>user_id</w:t>
       </w:r>
+      <w:proofErr w:type="spellEnd"/>
       <w:r>
         <w:t xml:space="preserve">, </w:t>
       </w:r>
+      <w:proofErr w:type="spellStart"/>
       <w:r>
         <w:rPr>
           <w:u w:val="single"/>
         </w:rPr>
         <w:t>place_id</w:t>
       </w:r>
-      <w:r>
-        <w:t>, place_ratings)</w:t>
+      <w:proofErr w:type="spellEnd"/>
+      <w:r>
+        <w:t xml:space="preserve">, </w:t>
+      </w:r>
+      <w:proofErr w:type="spellStart"/>
+      <w:r>
+        <w:t>place_ratings</w:t>
+      </w:r>
+      <w:proofErr w:type="spellEnd"/>
+      <w:r>
+        <w:t>)</w:t>
       </w:r>
     </w:p>
     <w:p>
@@ -174,7 +326,23 @@
       </w:pPr>
       <w:r>
         <w:tab/>
-        <w:t>FK user_id REF user(user_id)</w:t>
+        <w:t xml:space="preserve">FK </w:t>
+      </w:r>
+      <w:proofErr w:type="spellStart"/>
+      <w:r>
+        <w:t>user_id</w:t>
+      </w:r>
+      <w:proofErr w:type="spellEnd"/>
+      <w:r>
+        <w:t xml:space="preserve"> REF user(</w:t>
+      </w:r>
+      <w:proofErr w:type="spellStart"/>
+      <w:r>
+        <w:t>user_id</w:t>
+      </w:r>
+      <w:proofErr w:type="spellEnd"/>
+      <w:r>
+        <w:t>)</w:t>
       </w:r>
     </w:p>
     <w:p>
@@ -183,7 +351,31 @@
       </w:pPr>
       <w:r>
         <w:tab/>
-        <w:t>FK place_id REF tourism_with_id(place_id)</w:t>
+        <w:t xml:space="preserve">FK </w:t>
+      </w:r>
+      <w:proofErr w:type="spellStart"/>
+      <w:r>
+        <w:t>place_id</w:t>
+      </w:r>
+      <w:proofErr w:type="spellEnd"/>
+      <w:r>
+        <w:t xml:space="preserve"> REF </w:t>
+      </w:r>
+      <w:proofErr w:type="spellStart"/>
+      <w:r>
+        <w:t>tourism_with_id</w:t>
+      </w:r>
+      <w:proofErr w:type="spellEnd"/>
+      <w:r>
+        <w:t>(</w:t>
+      </w:r>
+      <w:proofErr w:type="spellStart"/>
+      <w:r>
+        <w:t>place_id</w:t>
+      </w:r>
+      <w:proofErr w:type="spellEnd"/>
+      <w:r>
+        <w:t>)</w:t>
       </w:r>
     </w:p>
     <w:p>
@@ -292,17 +484,479 @@
       <w:pPr>
         <w:spacing w:after="0"/>
       </w:pPr>
-      <w:r>
+      <w:proofErr w:type="gramStart"/>
+      <w:r>
+        <w:rPr>
+          <w:highlight w:val="yellow"/>
+        </w:rPr>
         <w:t>user(</w:t>
       </w:r>
-      <w:r>
-        <w:rPr>
+      <w:proofErr w:type="spellStart"/>
+      <w:proofErr w:type="gramEnd"/>
+      <w:r>
+        <w:rPr>
+          <w:highlight w:val="yellow"/>
           <w:u w:val="single"/>
         </w:rPr>
+        <w:t>user_i</w:t>
+      </w:r>
+      <w:r>
+        <w:rPr>
+          <w:u w:val="single"/>
+        </w:rPr>
+        <w:t>d</w:t>
+      </w:r>
+      <w:proofErr w:type="spellEnd"/>
+      <w:r>
+        <w:t xml:space="preserve">, </w:t>
+      </w:r>
+      <w:proofErr w:type="spellStart"/>
+      <w:r>
+        <w:t>fk_city_id</w:t>
+      </w:r>
+      <w:proofErr w:type="spellEnd"/>
+      <w:r>
+        <w:t>, age)</w:t>
+      </w:r>
+    </w:p>
+    <w:p>
+      <w:pPr>
+        <w:spacing w:after="0"/>
+      </w:pPr>
+      <w:r>
+        <w:tab/>
+        <w:t xml:space="preserve">FK </w:t>
+      </w:r>
+      <w:proofErr w:type="spellStart"/>
+      <w:r>
+        <w:t>fk_city_id</w:t>
+      </w:r>
+      <w:proofErr w:type="spellEnd"/>
+      <w:r>
+        <w:t xml:space="preserve"> REF location(</w:t>
+      </w:r>
+      <w:proofErr w:type="spellStart"/>
+      <w:r>
+        <w:t>city_id</w:t>
+      </w:r>
+      <w:proofErr w:type="spellEnd"/>
+      <w:r>
+        <w:t>)</w:t>
+      </w:r>
+    </w:p>
+    <w:p>
+      <w:pPr>
+        <w:spacing w:after="0"/>
+      </w:pPr>
+      <w:proofErr w:type="gramStart"/>
+      <w:r>
+        <w:rPr>
+          <w:highlight w:val="yellow"/>
+        </w:rPr>
+        <w:t>location(</w:t>
+      </w:r>
+      <w:proofErr w:type="spellStart"/>
+      <w:proofErr w:type="gramEnd"/>
+      <w:r>
+        <w:rPr>
+          <w:u w:val="single"/>
+        </w:rPr>
+        <w:t>city_id</w:t>
+      </w:r>
+      <w:proofErr w:type="spellEnd"/>
+      <w:r>
+        <w:t xml:space="preserve">, </w:t>
+      </w:r>
+      <w:proofErr w:type="spellStart"/>
+      <w:r>
+        <w:t>city_name</w:t>
+      </w:r>
+      <w:proofErr w:type="spellEnd"/>
+      <w:r>
+        <w:t>, province)</w:t>
+      </w:r>
+    </w:p>
+    <w:p>
+      <w:pPr>
+        <w:spacing w:after="0"/>
+      </w:pPr>
+      <w:proofErr w:type="spellStart"/>
+      <w:r>
+        <w:rPr>
+          <w:highlight w:val="yellow"/>
+        </w:rPr>
+        <w:t>tour_</w:t>
+      </w:r>
+      <w:proofErr w:type="gramStart"/>
+      <w:r>
+        <w:rPr>
+          <w:highlight w:val="yellow"/>
+        </w:rPr>
+        <w:t>categ</w:t>
+      </w:r>
+      <w:r>
+        <w:t>ory</w:t>
+      </w:r>
+      <w:proofErr w:type="spellEnd"/>
+      <w:r>
+        <w:t>(</w:t>
+      </w:r>
+      <w:proofErr w:type="spellStart"/>
+      <w:proofErr w:type="gramEnd"/>
+      <w:r>
+        <w:rPr>
+          <w:u w:val="single"/>
+        </w:rPr>
+        <w:t>category_id</w:t>
+      </w:r>
+      <w:proofErr w:type="spellEnd"/>
+      <w:r>
+        <w:t xml:space="preserve">, </w:t>
+      </w:r>
+      <w:proofErr w:type="spellStart"/>
+      <w:r>
+        <w:t>category_name</w:t>
+      </w:r>
+      <w:proofErr w:type="spellEnd"/>
+      <w:r>
+        <w:t>)</w:t>
+      </w:r>
+    </w:p>
+    <w:p>
+      <w:pPr>
+        <w:spacing w:after="0"/>
+      </w:pPr>
+      <w:proofErr w:type="gramStart"/>
+      <w:r>
+        <w:rPr>
+          <w:highlight w:val="yellow"/>
+        </w:rPr>
+        <w:t>tourism(</w:t>
+      </w:r>
+      <w:proofErr w:type="spellStart"/>
+      <w:proofErr w:type="gramEnd"/>
+      <w:r>
+        <w:rPr>
+          <w:highlight w:val="yellow"/>
+          <w:u w:val="single"/>
+        </w:rPr>
+        <w:t>place_id</w:t>
+      </w:r>
+      <w:proofErr w:type="spellEnd"/>
+      <w:r>
+        <w:rPr>
+          <w:highlight w:val="yellow"/>
+        </w:rPr>
+        <w:t>,</w:t>
+      </w:r>
+      <w:r>
+        <w:t xml:space="preserve"> </w:t>
+      </w:r>
+      <w:proofErr w:type="spellStart"/>
+      <w:r>
+        <w:t>place_name</w:t>
+      </w:r>
+      <w:proofErr w:type="spellEnd"/>
+      <w:r>
+        <w:t xml:space="preserve">, description, </w:t>
+      </w:r>
+      <w:proofErr w:type="spellStart"/>
+      <w:r>
+        <w:t>fk_city_id</w:t>
+      </w:r>
+      <w:proofErr w:type="spellEnd"/>
+      <w:r>
+        <w:t xml:space="preserve">, </w:t>
+      </w:r>
+      <w:proofErr w:type="spellStart"/>
+      <w:r>
+        <w:t>fk_category_id</w:t>
+      </w:r>
+      <w:proofErr w:type="spellEnd"/>
+      <w:r>
+        <w:t xml:space="preserve">, </w:t>
+      </w:r>
+      <w:proofErr w:type="spellStart"/>
+      <w:r>
+        <w:t>avg_rating</w:t>
+      </w:r>
+      <w:proofErr w:type="spellEnd"/>
+      <w:r>
+        <w:t xml:space="preserve">, </w:t>
+      </w:r>
+      <w:r>
+        <w:t xml:space="preserve">price, </w:t>
+      </w:r>
+      <w:proofErr w:type="spellStart"/>
+      <w:r>
+        <w:t>time_minute</w:t>
+      </w:r>
+      <w:proofErr w:type="spellEnd"/>
+      <w:r>
+        <w:t xml:space="preserve">, </w:t>
+      </w:r>
+      <w:proofErr w:type="spellStart"/>
+      <w:r>
+        <w:t>latitude,longitude</w:t>
+      </w:r>
+      <w:proofErr w:type="spellEnd"/>
+      <w:r>
+        <w:t>)</w:t>
+      </w:r>
+    </w:p>
+    <w:p>
+      <w:pPr>
+        <w:spacing w:after="0"/>
+      </w:pPr>
+      <w:r>
+        <w:tab/>
+        <w:t xml:space="preserve">FK </w:t>
+      </w:r>
+      <w:proofErr w:type="spellStart"/>
+      <w:r>
+        <w:t>fk_city_id</w:t>
+      </w:r>
+      <w:proofErr w:type="spellEnd"/>
+      <w:r>
+        <w:t xml:space="preserve"> REF location(</w:t>
+      </w:r>
+      <w:proofErr w:type="spellStart"/>
+      <w:r>
+        <w:t>city_id</w:t>
+      </w:r>
+      <w:proofErr w:type="spellEnd"/>
+      <w:r>
+        <w:t>)</w:t>
+      </w:r>
+    </w:p>
+    <w:p>
+      <w:pPr>
+        <w:spacing w:after="0"/>
+      </w:pPr>
+      <w:r>
+        <w:tab/>
+        <w:t xml:space="preserve">FK </w:t>
+      </w:r>
+      <w:proofErr w:type="spellStart"/>
+      <w:r>
+        <w:t>fk_category_id</w:t>
+      </w:r>
+      <w:proofErr w:type="spellEnd"/>
+      <w:r>
+        <w:t xml:space="preserve"> REF </w:t>
+      </w:r>
+      <w:proofErr w:type="spellStart"/>
+      <w:r>
+        <w:t>tour_category</w:t>
+      </w:r>
+      <w:proofErr w:type="spellEnd"/>
+      <w:r>
+        <w:t>(</w:t>
+      </w:r>
+      <w:proofErr w:type="spellStart"/>
+      <w:r>
+        <w:t>category_id</w:t>
+      </w:r>
+      <w:proofErr w:type="spellEnd"/>
+      <w:r>
+        <w:t>)</w:t>
+      </w:r>
+    </w:p>
+    <w:p>
+      <w:pPr>
+        <w:pStyle w:val="Heading2"/>
+      </w:pPr>
+      <w:r>
+        <w:t xml:space="preserve">Mapping </w:t>
+      </w:r>
+      <w:proofErr w:type="gramStart"/>
+      <w:r>
+        <w:t>1:N</w:t>
+      </w:r>
+      <w:proofErr w:type="gramEnd"/>
+      <w:r>
+        <w:t xml:space="preserve"> relation</w:t>
+      </w:r>
+    </w:p>
+    <w:p>
+      <w:pPr>
+        <w:spacing w:after="0"/>
+      </w:pPr>
+      <w:proofErr w:type="spellStart"/>
+      <w:r>
+        <w:rPr>
+          <w:highlight w:val="yellow"/>
+        </w:rPr>
+        <w:t>tour_</w:t>
+      </w:r>
+      <w:proofErr w:type="gramStart"/>
+      <w:r>
+        <w:rPr>
+          <w:highlight w:val="yellow"/>
+        </w:rPr>
+        <w:t>packag</w:t>
+      </w:r>
+      <w:r>
+        <w:t>e</w:t>
+      </w:r>
+      <w:proofErr w:type="spellEnd"/>
+      <w:r>
+        <w:t>(</w:t>
+      </w:r>
+      <w:proofErr w:type="spellStart"/>
+      <w:proofErr w:type="gramEnd"/>
+      <w:r>
+        <w:rPr>
+          <w:u w:val="single"/>
+        </w:rPr>
+        <w:t>package_id</w:t>
+      </w:r>
+      <w:proofErr w:type="spellEnd"/>
+      <w:r>
+        <w:t xml:space="preserve">, </w:t>
+      </w:r>
+      <w:proofErr w:type="spellStart"/>
+      <w:r>
+        <w:t>fk_place_id</w:t>
+      </w:r>
+      <w:proofErr w:type="spellEnd"/>
+      <w:r>
+        <w:t xml:space="preserve">, </w:t>
+      </w:r>
+      <w:proofErr w:type="spellStart"/>
+      <w:r>
+        <w:t>sum_price</w:t>
+      </w:r>
+      <w:proofErr w:type="spellEnd"/>
+      <w:r>
+        <w:t xml:space="preserve">, </w:t>
+      </w:r>
+      <w:proofErr w:type="spellStart"/>
+      <w:r>
+        <w:t>avg_rating</w:t>
+      </w:r>
+      <w:proofErr w:type="spellEnd"/>
+      <w:r>
+        <w:t>)</w:t>
+      </w:r>
+    </w:p>
+    <w:p>
+      <w:pPr>
+        <w:spacing w:after="0"/>
+      </w:pPr>
+      <w:r>
+        <w:tab/>
+        <w:t xml:space="preserve">FK </w:t>
+      </w:r>
+      <w:proofErr w:type="spellStart"/>
+      <w:r>
+        <w:t>fk_place_id</w:t>
+      </w:r>
+      <w:proofErr w:type="spellEnd"/>
+      <w:r>
+        <w:t xml:space="preserve"> REF tourism(</w:t>
+      </w:r>
+      <w:proofErr w:type="spellStart"/>
+      <w:r>
+        <w:t>place_id</w:t>
+      </w:r>
+      <w:proofErr w:type="spellEnd"/>
+      <w:r>
+        <w:t>)</w:t>
+      </w:r>
+    </w:p>
+    <w:p>
+      <w:pPr>
+        <w:pStyle w:val="Heading2"/>
+      </w:pPr>
+      <w:proofErr w:type="gramStart"/>
+      <w:r>
+        <w:t>M:N</w:t>
+      </w:r>
+      <w:proofErr w:type="gramEnd"/>
+      <w:r>
+        <w:t xml:space="preserve"> becomes a separate relation</w:t>
+      </w:r>
+    </w:p>
+    <w:p>
+      <w:pPr>
+        <w:spacing w:after="0"/>
+      </w:pPr>
+      <w:proofErr w:type="spellStart"/>
+      <w:r>
+        <w:rPr>
+          <w:highlight w:val="yellow"/>
+        </w:rPr>
+        <w:t>tour_</w:t>
+      </w:r>
+      <w:proofErr w:type="gramStart"/>
+      <w:r>
+        <w:rPr>
+          <w:highlight w:val="yellow"/>
+        </w:rPr>
+        <w:t>rating</w:t>
+      </w:r>
+      <w:proofErr w:type="spellEnd"/>
+      <w:r>
+        <w:rPr>
+          <w:highlight w:val="yellow"/>
+        </w:rPr>
+        <w:t>(</w:t>
+      </w:r>
+      <w:proofErr w:type="spellStart"/>
+      <w:proofErr w:type="gramEnd"/>
+      <w:r>
+        <w:rPr>
+          <w:highlight w:val="yellow"/>
+          <w:u w:val="single"/>
+        </w:rPr>
+        <w:t>user</w:t>
+      </w:r>
+      <w:r>
+        <w:rPr>
+          <w:u w:val="single"/>
+        </w:rPr>
+        <w:t>_id</w:t>
+      </w:r>
+      <w:proofErr w:type="spellEnd"/>
+      <w:r>
+        <w:t xml:space="preserve">, </w:t>
+      </w:r>
+      <w:proofErr w:type="spellStart"/>
+      <w:r>
+        <w:rPr>
+          <w:u w:val="single"/>
+        </w:rPr>
+        <w:t>place_id</w:t>
+      </w:r>
+      <w:proofErr w:type="spellEnd"/>
+      <w:r>
+        <w:t>, rating)</w:t>
+      </w:r>
+    </w:p>
+    <w:p>
+      <w:pPr>
+        <w:spacing w:after="0"/>
+      </w:pPr>
+      <w:r>
+        <w:tab/>
+        <w:t xml:space="preserve">FK </w:t>
+      </w:r>
+      <w:proofErr w:type="spellStart"/>
+      <w:r>
         <w:t>user_id</w:t>
       </w:r>
-      <w:r>
-        <w:t>, fk_city_id, age)</w:t>
+      <w:proofErr w:type="spellEnd"/>
+      <w:r>
+        <w:t xml:space="preserve"> REF user(</w:t>
+      </w:r>
+      <w:proofErr w:type="spellStart"/>
+      <w:r>
+        <w:t>user_id</w:t>
+      </w:r>
+      <w:proofErr w:type="spellEnd"/>
+      <w:r>
+        <w:t>)</w:t>
       </w:r>
     </w:p>
     <w:p>
@@ -311,168 +965,23 @@
       </w:pPr>
       <w:r>
         <w:tab/>
-        <w:t>FK fk_city_id REF location(city_id)</w:t>
-      </w:r>
-    </w:p>
-    <w:p>
-      <w:pPr>
-        <w:spacing w:after="0"/>
-      </w:pPr>
-      <w:r>
-        <w:t>location(</w:t>
-      </w:r>
-      <w:r>
-        <w:rPr>
-          <w:u w:val="single"/>
-        </w:rPr>
-        <w:t>city_id</w:t>
-      </w:r>
-      <w:r>
-        <w:t>, city_name, province)</w:t>
-      </w:r>
-    </w:p>
-    <w:p>
-      <w:pPr>
-        <w:spacing w:after="0"/>
-      </w:pPr>
-      <w:r>
-        <w:t>tour_category(</w:t>
-      </w:r>
-      <w:r>
-        <w:rPr>
-          <w:u w:val="single"/>
-        </w:rPr>
-        <w:t>category_id</w:t>
-      </w:r>
-      <w:r>
-        <w:t>, category_name)</w:t>
-      </w:r>
-    </w:p>
-    <w:p>
-      <w:pPr>
-        <w:spacing w:after="0"/>
-      </w:pPr>
-      <w:r>
-        <w:t>tourism(</w:t>
-      </w:r>
-      <w:r>
-        <w:rPr>
-          <w:u w:val="single"/>
-        </w:rPr>
+        <w:t xml:space="preserve">FK </w:t>
+      </w:r>
+      <w:proofErr w:type="spellStart"/>
+      <w:r>
         <w:t>place_id</w:t>
       </w:r>
-      <w:r>
-        <w:t xml:space="preserve">, place_name, description, fk_city_id, fk_category_id, avg_rating, </w:t>
-      </w:r>
-      <w:r>
-        <w:t xml:space="preserve">price, </w:t>
-      </w:r>
-      <w:r>
-        <w:t>time_minute, latitude,longitude)</w:t>
-      </w:r>
-    </w:p>
-    <w:p>
-      <w:pPr>
-        <w:spacing w:after="0"/>
-      </w:pPr>
-      <w:r>
-        <w:tab/>
-        <w:t>FK fk_city_id REF location(city_id)</w:t>
-      </w:r>
-    </w:p>
-    <w:p>
-      <w:pPr>
-        <w:spacing w:after="0"/>
-      </w:pPr>
-      <w:r>
-        <w:tab/>
-        <w:t>FK fk_category_id REF tour_category(category_id)</w:t>
-      </w:r>
-    </w:p>
-    <w:p>
-      <w:pPr>
-        <w:pStyle w:val="Heading2"/>
-      </w:pPr>
-      <w:r>
-        <w:t>Mapping 1:N relation</w:t>
-      </w:r>
-    </w:p>
-    <w:p>
-      <w:pPr>
-        <w:spacing w:after="0"/>
-      </w:pPr>
-      <w:r>
-        <w:t>tour_package(</w:t>
-      </w:r>
-      <w:r>
-        <w:rPr>
-          <w:u w:val="single"/>
-        </w:rPr>
-        <w:t>package_id</w:t>
-      </w:r>
-      <w:r>
-        <w:t>, fk_place_id, sum_price, avg_rating)</w:t>
-      </w:r>
-    </w:p>
-    <w:p>
-      <w:pPr>
-        <w:spacing w:after="0"/>
-      </w:pPr>
-      <w:r>
-        <w:tab/>
-        <w:t>FK fk_place_id REF tourism(place_id)</w:t>
-      </w:r>
-    </w:p>
-    <w:p>
-      <w:pPr>
-        <w:pStyle w:val="Heading2"/>
-      </w:pPr>
-      <w:r>
-        <w:t>M:N becomes a separate relation</w:t>
-      </w:r>
-    </w:p>
-    <w:p>
-      <w:pPr>
-        <w:spacing w:after="0"/>
-      </w:pPr>
-      <w:r>
-        <w:t>tour_rating(</w:t>
-      </w:r>
-      <w:r>
-        <w:rPr>
-          <w:u w:val="single"/>
-        </w:rPr>
-        <w:t>user_id</w:t>
-      </w:r>
-      <w:r>
-        <w:t xml:space="preserve">, </w:t>
-      </w:r>
-      <w:r>
-        <w:rPr>
-          <w:u w:val="single"/>
-        </w:rPr>
+      <w:proofErr w:type="spellEnd"/>
+      <w:r>
+        <w:t xml:space="preserve"> REF tourism(</w:t>
+      </w:r>
+      <w:proofErr w:type="spellStart"/>
+      <w:r>
         <w:t>place_id</w:t>
       </w:r>
-      <w:r>
-        <w:t>, rating)</w:t>
-      </w:r>
-    </w:p>
-    <w:p>
-      <w:pPr>
-        <w:spacing w:after="0"/>
-      </w:pPr>
-      <w:r>
-        <w:tab/>
-        <w:t>FK user_id REF user(user_id)</w:t>
-      </w:r>
-    </w:p>
-    <w:p>
-      <w:pPr>
-        <w:spacing w:after="0"/>
-      </w:pPr>
-      <w:r>
-        <w:tab/>
-        <w:t>FK place_id REF tourism(place_id)</w:t>
+      <w:proofErr w:type="spellEnd"/>
+      <w:r>
+        <w:t>)</w:t>
       </w:r>
     </w:p>
     <w:p>
